--- a/CÔNG TY TNHH DEMAN (VIỆT NAM) MÁY NÉN KHÍ TIẾT KIỆM NĂNG LƯỢNG/DEMAN_Cập nhật CSH/Mau_10.docx
+++ b/CÔNG TY TNHH DEMAN (VIỆT NAM) MÁY NÉN KHÍ TIẾT KIỆM NĂNG LƯỢNG/DEMAN_Cập nhật CSH/Mau_10.docx
@@ -1747,12 +1747,19 @@
             <w:pPr>
               <w:jc w:val="center"/>
               <w:rPr>
-                <w:b/>
-                <w:sz w:val="22"/>
-                <w:szCs w:val="22"/>
-                <w:lang w:val="vi-VN"/>
-              </w:rPr>
-            </w:pPr>
+                <w:bCs/>
+                <w:sz w:val="18"/>
+                <w:szCs w:val="18"/>
+              </w:rPr>
+            </w:pPr>
+            <w:r>
+              <w:rPr>
+                <w:bCs/>
+                <w:sz w:val="18"/>
+                <w:szCs w:val="18"/>
+              </w:rPr>
+              <w:t>Trung Quốc</w:t>
+            </w:r>
           </w:p>
         </w:tc>
         <w:tc>
@@ -3095,6 +3102,7 @@
   <w:style w:type="character" w:default="1" w:styleId="DefaultParagraphFont">
     <w:name w:val="Default Paragraph Font"/>
     <w:uiPriority w:val="1"/>
+    <w:semiHidden/>
     <w:unhideWhenUsed/>
   </w:style>
   <w:style w:type="table" w:default="1" w:styleId="TableNormal">
